--- a/applications/servicetitan/Ian_Cowpar_Resume_ServiceTitan.docx
+++ b/applications/servicetitan/Ian_Cowpar_Resume_ServiceTitan.docx
@@ -183,7 +183,7 @@
           <w:b w:val="0"/>
           <w:i w:val="0"/>
         </w:rPr>
-        <w:t>classifying open issues across customer escalations, code defects, internal bugs, and CVEs across four products; auto-refreshed daily, surfacing a single highest-leverage action per view. Opinionated routing, not a dashboard.</w:t>
+        <w:t>classifying open issues across customer escalations, code defects, internal bugs, CVEs, and noise across four products; auto-refreshed daily, with a Claude Code function I built into the tool surfacing the single highest-leverage action per panel. Opinionated routing, not a dashboard.</w:t>
       </w:r>
     </w:p>
     <w:p>
